--- a/Etapa Construcción - Iteración 1/Priorización e Inicio Diseño 1º Tanda Casos de Uso - Kairos - NexTech.docx
+++ b/Etapa Construcción - Iteración 1/Priorización e Inicio Diseño 1º Tanda Casos de Uso - Kairos - NexTech.docx
@@ -989,12 +989,12 @@
             <wp:extent cx="1200150" cy="1200150"/>
             <wp:effectExtent b="0" l="0" r="0" t="0"/>
             <wp:wrapSquare wrapText="bothSides" distB="0" distT="0" distL="114300" distR="114300"/>
-            <wp:docPr descr="psi-negro.png" id="16" name="image3.png"/>
+            <wp:docPr descr="psi-negro.png" id="16" name="image2.png"/>
             <a:graphic>
               <a:graphicData uri="http://schemas.openxmlformats.org/drawingml/2006/picture">
                 <pic:pic>
                   <pic:nvPicPr>
-                    <pic:cNvPr descr="psi-negro.png" id="0" name="image3.png"/>
+                    <pic:cNvPr descr="psi-negro.png" id="0" name="image2.png"/>
                     <pic:cNvPicPr preferRelativeResize="0"/>
                   </pic:nvPicPr>
                   <pic:blipFill>
@@ -1044,12 +1044,12 @@
             <wp:extent cx="1304925" cy="2019300"/>
             <wp:effectExtent b="0" l="0" r="0" t="0"/>
             <wp:wrapSquare wrapText="bothSides" distB="0" distT="0" distL="114300" distR="114300"/>
-            <wp:docPr descr="UNPA.JPG" id="15" name="image1.jpg"/>
+            <wp:docPr descr="UNPA.JPG" id="15" name="image3.jpg"/>
             <a:graphic>
               <a:graphicData uri="http://schemas.openxmlformats.org/drawingml/2006/picture">
                 <pic:pic>
                   <pic:nvPicPr>
-                    <pic:cNvPr descr="UNPA.JPG" id="0" name="image1.jpg"/>
+                    <pic:cNvPr descr="UNPA.JPG" id="0" name="image3.jpg"/>
                     <pic:cNvPicPr preferRelativeResize="0"/>
                   </pic:nvPicPr>
                   <pic:blipFill>
@@ -1119,7 +1119,7 @@
     </w:p>
     <w:sdt>
       <w:sdtPr>
-        <w:id w:val="-591060526"/>
+        <w:id w:val="-1194463179"/>
         <w:docPartObj>
           <w:docPartGallery w:val="Table of Contents"/>
           <w:docPartUnique w:val="1"/>
@@ -5585,7 +5585,7 @@
         <w:rPr>
           <w:rtl w:val="0"/>
         </w:rPr>
-        <w:t xml:space="preserve">Tras la evaluación mediante la técnica de MoScoW y la estimación por PCU se seleccionaron primero los casos de uso CU09, CU12 y CU20 por ser complejos y porque forman parte de algunas de las funcionalidades esenciales para cumplir con el propósito principal del sistema.</w:t>
+        <w:t xml:space="preserve">Tras la evaluación mediante la técnica de MoSCoW y la estimación por PCU se seleccionaron primero los casos de uso CU09, CU12 y CU20 por ser complejos y porque forman parte de algunas de las funcionalidades esenciales para cumplir con el propósito principal del sistema.</w:t>
       </w:r>
     </w:p>
     <w:p>
@@ -6663,12 +6663,12 @@
           <wp:extent cx="669290" cy="669290"/>
           <wp:effectExtent b="0" l="0" r="0" t="0"/>
           <wp:wrapSquare wrapText="bothSides" distB="0" distT="0" distL="114300" distR="114300"/>
-          <wp:docPr descr="psi-negro.png" id="14" name="image2.png"/>
+          <wp:docPr descr="psi-negro.png" id="14" name="image1.png"/>
           <a:graphic>
             <a:graphicData uri="http://schemas.openxmlformats.org/drawingml/2006/picture">
               <pic:pic>
                 <pic:nvPicPr>
-                  <pic:cNvPr descr="psi-negro.png" id="0" name="image2.png"/>
+                  <pic:cNvPr descr="psi-negro.png" id="0" name="image1.png"/>
                   <pic:cNvPicPr preferRelativeResize="0"/>
                 </pic:nvPicPr>
                 <pic:blipFill>
@@ -6718,12 +6718,12 @@
           <wp:extent cx="425450" cy="666750"/>
           <wp:effectExtent b="0" l="0" r="0" t="0"/>
           <wp:wrapSquare wrapText="bothSides" distB="0" distT="0" distL="114300" distR="114300"/>
-          <wp:docPr descr="UNPA.JPG" id="13" name="image1.jpg"/>
+          <wp:docPr descr="UNPA.JPG" id="13" name="image3.jpg"/>
           <a:graphic>
             <a:graphicData uri="http://schemas.openxmlformats.org/drawingml/2006/picture">
               <pic:pic>
                 <pic:nvPicPr>
-                  <pic:cNvPr descr="UNPA.JPG" id="0" name="image1.jpg"/>
+                  <pic:cNvPr descr="UNPA.JPG" id="0" name="image3.jpg"/>
                   <pic:cNvPicPr preferRelativeResize="0"/>
                 </pic:nvPicPr>
                 <pic:blipFill>

--- a/Etapa Construcción - Iteración 1/Priorización e Inicio Diseño 1º Tanda Casos de Uso - Kairos - NexTech.docx
+++ b/Etapa Construcción - Iteración 1/Priorización e Inicio Diseño 1º Tanda Casos de Uso - Kairos - NexTech.docx
@@ -989,12 +989,12 @@
             <wp:extent cx="1200150" cy="1200150"/>
             <wp:effectExtent b="0" l="0" r="0" t="0"/>
             <wp:wrapSquare wrapText="bothSides" distB="0" distT="0" distL="114300" distR="114300"/>
-            <wp:docPr descr="psi-negro.png" id="16" name="image2.png"/>
+            <wp:docPr descr="psi-negro.png" id="16" name="image3.png"/>
             <a:graphic>
               <a:graphicData uri="http://schemas.openxmlformats.org/drawingml/2006/picture">
                 <pic:pic>
                   <pic:nvPicPr>
-                    <pic:cNvPr descr="psi-negro.png" id="0" name="image2.png"/>
+                    <pic:cNvPr descr="psi-negro.png" id="0" name="image3.png"/>
                     <pic:cNvPicPr preferRelativeResize="0"/>
                   </pic:nvPicPr>
                   <pic:blipFill>
@@ -1044,12 +1044,12 @@
             <wp:extent cx="1304925" cy="2019300"/>
             <wp:effectExtent b="0" l="0" r="0" t="0"/>
             <wp:wrapSquare wrapText="bothSides" distB="0" distT="0" distL="114300" distR="114300"/>
-            <wp:docPr descr="UNPA.JPG" id="15" name="image3.jpg"/>
+            <wp:docPr descr="UNPA.JPG" id="15" name="image1.jpg"/>
             <a:graphic>
               <a:graphicData uri="http://schemas.openxmlformats.org/drawingml/2006/picture">
                 <pic:pic>
                   <pic:nvPicPr>
-                    <pic:cNvPr descr="UNPA.JPG" id="0" name="image3.jpg"/>
+                    <pic:cNvPr descr="UNPA.JPG" id="0" name="image1.jpg"/>
                     <pic:cNvPicPr preferRelativeResize="0"/>
                   </pic:nvPicPr>
                   <pic:blipFill>
@@ -1119,7 +1119,7 @@
     </w:p>
     <w:sdt>
       <w:sdtPr>
-        <w:id w:val="-1194463179"/>
+        <w:id w:val="-79354887"/>
         <w:docPartObj>
           <w:docPartGallery w:val="Table of Contents"/>
           <w:docPartUnique w:val="1"/>
@@ -6663,12 +6663,12 @@
           <wp:extent cx="669290" cy="669290"/>
           <wp:effectExtent b="0" l="0" r="0" t="0"/>
           <wp:wrapSquare wrapText="bothSides" distB="0" distT="0" distL="114300" distR="114300"/>
-          <wp:docPr descr="psi-negro.png" id="14" name="image1.png"/>
+          <wp:docPr descr="psi-negro.png" id="14" name="image2.png"/>
           <a:graphic>
             <a:graphicData uri="http://schemas.openxmlformats.org/drawingml/2006/picture">
               <pic:pic>
                 <pic:nvPicPr>
-                  <pic:cNvPr descr="psi-negro.png" id="0" name="image1.png"/>
+                  <pic:cNvPr descr="psi-negro.png" id="0" name="image2.png"/>
                   <pic:cNvPicPr preferRelativeResize="0"/>
                 </pic:nvPicPr>
                 <pic:blipFill>
@@ -6718,12 +6718,12 @@
           <wp:extent cx="425450" cy="666750"/>
           <wp:effectExtent b="0" l="0" r="0" t="0"/>
           <wp:wrapSquare wrapText="bothSides" distB="0" distT="0" distL="114300" distR="114300"/>
-          <wp:docPr descr="UNPA.JPG" id="13" name="image3.jpg"/>
+          <wp:docPr descr="UNPA.JPG" id="13" name="image1.jpg"/>
           <a:graphic>
             <a:graphicData uri="http://schemas.openxmlformats.org/drawingml/2006/picture">
               <pic:pic>
                 <pic:nvPicPr>
-                  <pic:cNvPr descr="UNPA.JPG" id="0" name="image3.jpg"/>
+                  <pic:cNvPr descr="UNPA.JPG" id="0" name="image1.jpg"/>
                   <pic:cNvPicPr preferRelativeResize="0"/>
                 </pic:nvPicPr>
                 <pic:blipFill>

--- a/Etapa Construcción - Iteración 1/Priorización e Inicio Diseño 1º Tanda Casos de Uso - Kairos - NexTech.docx
+++ b/Etapa Construcción - Iteración 1/Priorización e Inicio Diseño 1º Tanda Casos de Uso - Kairos - NexTech.docx
@@ -1119,7 +1119,7 @@
     </w:p>
     <w:sdt>
       <w:sdtPr>
-        <w:id w:val="-79354887"/>
+        <w:id w:val="145503079"/>
         <w:docPartObj>
           <w:docPartGallery w:val="Table of Contents"/>
           <w:docPartUnique w:val="1"/>

--- a/Etapa Construcción - Iteración 1/Priorización e Inicio Diseño 1º Tanda Casos de Uso - Kairos - NexTech.docx
+++ b/Etapa Construcción - Iteración 1/Priorización e Inicio Diseño 1º Tanda Casos de Uso - Kairos - NexTech.docx
@@ -989,12 +989,12 @@
             <wp:extent cx="1200150" cy="1200150"/>
             <wp:effectExtent b="0" l="0" r="0" t="0"/>
             <wp:wrapSquare wrapText="bothSides" distB="0" distT="0" distL="114300" distR="114300"/>
-            <wp:docPr descr="psi-negro.png" id="16" name="image3.png"/>
+            <wp:docPr descr="psi-negro.png" id="16" name="image2.png"/>
             <a:graphic>
               <a:graphicData uri="http://schemas.openxmlformats.org/drawingml/2006/picture">
                 <pic:pic>
                   <pic:nvPicPr>
-                    <pic:cNvPr descr="psi-negro.png" id="0" name="image3.png"/>
+                    <pic:cNvPr descr="psi-negro.png" id="0" name="image2.png"/>
                     <pic:cNvPicPr preferRelativeResize="0"/>
                   </pic:nvPicPr>
                   <pic:blipFill>
@@ -1119,7 +1119,7 @@
     </w:p>
     <w:sdt>
       <w:sdtPr>
-        <w:id w:val="145503079"/>
+        <w:id w:val="1415157290"/>
         <w:docPartObj>
           <w:docPartGallery w:val="Table of Contents"/>
           <w:docPartUnique w:val="1"/>
@@ -6663,12 +6663,12 @@
           <wp:extent cx="669290" cy="669290"/>
           <wp:effectExtent b="0" l="0" r="0" t="0"/>
           <wp:wrapSquare wrapText="bothSides" distB="0" distT="0" distL="114300" distR="114300"/>
-          <wp:docPr descr="psi-negro.png" id="14" name="image2.png"/>
+          <wp:docPr descr="psi-negro.png" id="14" name="image3.png"/>
           <a:graphic>
             <a:graphicData uri="http://schemas.openxmlformats.org/drawingml/2006/picture">
               <pic:pic>
                 <pic:nvPicPr>
-                  <pic:cNvPr descr="psi-negro.png" id="0" name="image2.png"/>
+                  <pic:cNvPr descr="psi-negro.png" id="0" name="image3.png"/>
                   <pic:cNvPicPr preferRelativeResize="0"/>
                 </pic:nvPicPr>
                 <pic:blipFill>

--- a/Etapa Construcción - Iteración 1/Priorización e Inicio Diseño 1º Tanda Casos de Uso - Kairos - NexTech.docx
+++ b/Etapa Construcción - Iteración 1/Priorización e Inicio Diseño 1º Tanda Casos de Uso - Kairos - NexTech.docx
@@ -1119,7 +1119,7 @@
     </w:p>
     <w:sdt>
       <w:sdtPr>
-        <w:id w:val="1415157290"/>
+        <w:id w:val="1590826986"/>
         <w:docPartObj>
           <w:docPartGallery w:val="Table of Contents"/>
           <w:docPartUnique w:val="1"/>

--- a/Etapa Construcción - Iteración 1/Priorización e Inicio Diseño 1º Tanda Casos de Uso - Kairos - NexTech.docx
+++ b/Etapa Construcción - Iteración 1/Priorización e Inicio Diseño 1º Tanda Casos de Uso - Kairos - NexTech.docx
@@ -989,12 +989,12 @@
             <wp:extent cx="1200150" cy="1200150"/>
             <wp:effectExtent b="0" l="0" r="0" t="0"/>
             <wp:wrapSquare wrapText="bothSides" distB="0" distT="0" distL="114300" distR="114300"/>
-            <wp:docPr descr="psi-negro.png" id="16" name="image2.png"/>
+            <wp:docPr descr="psi-negro.png" id="16" name="image3.png"/>
             <a:graphic>
               <a:graphicData uri="http://schemas.openxmlformats.org/drawingml/2006/picture">
                 <pic:pic>
                   <pic:nvPicPr>
-                    <pic:cNvPr descr="psi-negro.png" id="0" name="image2.png"/>
+                    <pic:cNvPr descr="psi-negro.png" id="0" name="image3.png"/>
                     <pic:cNvPicPr preferRelativeResize="0"/>
                   </pic:nvPicPr>
                   <pic:blipFill>
@@ -1119,7 +1119,7 @@
     </w:p>
     <w:sdt>
       <w:sdtPr>
-        <w:id w:val="1590826986"/>
+        <w:id w:val="-1328447594"/>
         <w:docPartObj>
           <w:docPartGallery w:val="Table of Contents"/>
           <w:docPartUnique w:val="1"/>
@@ -6663,12 +6663,12 @@
           <wp:extent cx="669290" cy="669290"/>
           <wp:effectExtent b="0" l="0" r="0" t="0"/>
           <wp:wrapSquare wrapText="bothSides" distB="0" distT="0" distL="114300" distR="114300"/>
-          <wp:docPr descr="psi-negro.png" id="14" name="image3.png"/>
+          <wp:docPr descr="psi-negro.png" id="14" name="image2.png"/>
           <a:graphic>
             <a:graphicData uri="http://schemas.openxmlformats.org/drawingml/2006/picture">
               <pic:pic>
                 <pic:nvPicPr>
-                  <pic:cNvPr descr="psi-negro.png" id="0" name="image3.png"/>
+                  <pic:cNvPr descr="psi-negro.png" id="0" name="image2.png"/>
                   <pic:cNvPicPr preferRelativeResize="0"/>
                 </pic:nvPicPr>
                 <pic:blipFill>

--- a/Etapa Construcción - Iteración 1/Priorización e Inicio Diseño 1º Tanda Casos de Uso - Kairos - NexTech.docx
+++ b/Etapa Construcción - Iteración 1/Priorización e Inicio Diseño 1º Tanda Casos de Uso - Kairos - NexTech.docx
@@ -1119,7 +1119,7 @@
     </w:p>
     <w:sdt>
       <w:sdtPr>
-        <w:id w:val="-1328447594"/>
+        <w:id w:val="-1859921310"/>
         <w:docPartObj>
           <w:docPartGallery w:val="Table of Contents"/>
           <w:docPartUnique w:val="1"/>

--- a/Etapa Construcción - Iteración 1/Priorización e Inicio Diseño 1º Tanda Casos de Uso - Kairos - NexTech.docx
+++ b/Etapa Construcción - Iteración 1/Priorización e Inicio Diseño 1º Tanda Casos de Uso - Kairos - NexTech.docx
@@ -989,12 +989,12 @@
             <wp:extent cx="1200150" cy="1200150"/>
             <wp:effectExtent b="0" l="0" r="0" t="0"/>
             <wp:wrapSquare wrapText="bothSides" distB="0" distT="0" distL="114300" distR="114300"/>
-            <wp:docPr descr="psi-negro.png" id="16" name="image3.png"/>
+            <wp:docPr descr="psi-negro.png" id="16" name="image2.png"/>
             <a:graphic>
               <a:graphicData uri="http://schemas.openxmlformats.org/drawingml/2006/picture">
                 <pic:pic>
                   <pic:nvPicPr>
-                    <pic:cNvPr descr="psi-negro.png" id="0" name="image3.png"/>
+                    <pic:cNvPr descr="psi-negro.png" id="0" name="image2.png"/>
                     <pic:cNvPicPr preferRelativeResize="0"/>
                   </pic:nvPicPr>
                   <pic:blipFill>
@@ -1044,12 +1044,12 @@
             <wp:extent cx="1304925" cy="2019300"/>
             <wp:effectExtent b="0" l="0" r="0" t="0"/>
             <wp:wrapSquare wrapText="bothSides" distB="0" distT="0" distL="114300" distR="114300"/>
-            <wp:docPr descr="UNPA.JPG" id="15" name="image1.jpg"/>
+            <wp:docPr descr="UNPA.JPG" id="15" name="image3.jpg"/>
             <a:graphic>
               <a:graphicData uri="http://schemas.openxmlformats.org/drawingml/2006/picture">
                 <pic:pic>
                   <pic:nvPicPr>
-                    <pic:cNvPr descr="UNPA.JPG" id="0" name="image1.jpg"/>
+                    <pic:cNvPr descr="UNPA.JPG" id="0" name="image3.jpg"/>
                     <pic:cNvPicPr preferRelativeResize="0"/>
                   </pic:nvPicPr>
                   <pic:blipFill>
@@ -1119,7 +1119,7 @@
     </w:p>
     <w:sdt>
       <w:sdtPr>
-        <w:id w:val="-1859921310"/>
+        <w:id w:val="733733601"/>
         <w:docPartObj>
           <w:docPartGallery w:val="Table of Contents"/>
           <w:docPartUnique w:val="1"/>
@@ -6663,12 +6663,12 @@
           <wp:extent cx="669290" cy="669290"/>
           <wp:effectExtent b="0" l="0" r="0" t="0"/>
           <wp:wrapSquare wrapText="bothSides" distB="0" distT="0" distL="114300" distR="114300"/>
-          <wp:docPr descr="psi-negro.png" id="14" name="image2.png"/>
+          <wp:docPr descr="psi-negro.png" id="14" name="image1.png"/>
           <a:graphic>
             <a:graphicData uri="http://schemas.openxmlformats.org/drawingml/2006/picture">
               <pic:pic>
                 <pic:nvPicPr>
-                  <pic:cNvPr descr="psi-negro.png" id="0" name="image2.png"/>
+                  <pic:cNvPr descr="psi-negro.png" id="0" name="image1.png"/>
                   <pic:cNvPicPr preferRelativeResize="0"/>
                 </pic:nvPicPr>
                 <pic:blipFill>
@@ -6718,12 +6718,12 @@
           <wp:extent cx="425450" cy="666750"/>
           <wp:effectExtent b="0" l="0" r="0" t="0"/>
           <wp:wrapSquare wrapText="bothSides" distB="0" distT="0" distL="114300" distR="114300"/>
-          <wp:docPr descr="UNPA.JPG" id="13" name="image1.jpg"/>
+          <wp:docPr descr="UNPA.JPG" id="13" name="image3.jpg"/>
           <a:graphic>
             <a:graphicData uri="http://schemas.openxmlformats.org/drawingml/2006/picture">
               <pic:pic>
                 <pic:nvPicPr>
-                  <pic:cNvPr descr="UNPA.JPG" id="0" name="image1.jpg"/>
+                  <pic:cNvPr descr="UNPA.JPG" id="0" name="image3.jpg"/>
                   <pic:cNvPicPr preferRelativeResize="0"/>
                 </pic:nvPicPr>
                 <pic:blipFill>

--- a/Etapa Construcción - Iteración 1/Priorización e Inicio Diseño 1º Tanda Casos de Uso - Kairos - NexTech.docx
+++ b/Etapa Construcción - Iteración 1/Priorización e Inicio Diseño 1º Tanda Casos de Uso - Kairos - NexTech.docx
@@ -989,12 +989,12 @@
             <wp:extent cx="1200150" cy="1200150"/>
             <wp:effectExtent b="0" l="0" r="0" t="0"/>
             <wp:wrapSquare wrapText="bothSides" distB="0" distT="0" distL="114300" distR="114300"/>
-            <wp:docPr descr="psi-negro.png" id="16" name="image2.png"/>
+            <wp:docPr descr="psi-negro.png" id="16" name="image3.png"/>
             <a:graphic>
               <a:graphicData uri="http://schemas.openxmlformats.org/drawingml/2006/picture">
                 <pic:pic>
                   <pic:nvPicPr>
-                    <pic:cNvPr descr="psi-negro.png" id="0" name="image2.png"/>
+                    <pic:cNvPr descr="psi-negro.png" id="0" name="image3.png"/>
                     <pic:cNvPicPr preferRelativeResize="0"/>
                   </pic:nvPicPr>
                   <pic:blipFill>
@@ -1044,12 +1044,12 @@
             <wp:extent cx="1304925" cy="2019300"/>
             <wp:effectExtent b="0" l="0" r="0" t="0"/>
             <wp:wrapSquare wrapText="bothSides" distB="0" distT="0" distL="114300" distR="114300"/>
-            <wp:docPr descr="UNPA.JPG" id="15" name="image3.jpg"/>
+            <wp:docPr descr="UNPA.JPG" id="15" name="image1.jpg"/>
             <a:graphic>
               <a:graphicData uri="http://schemas.openxmlformats.org/drawingml/2006/picture">
                 <pic:pic>
                   <pic:nvPicPr>
-                    <pic:cNvPr descr="UNPA.JPG" id="0" name="image3.jpg"/>
+                    <pic:cNvPr descr="UNPA.JPG" id="0" name="image1.jpg"/>
                     <pic:cNvPicPr preferRelativeResize="0"/>
                   </pic:nvPicPr>
                   <pic:blipFill>
@@ -1119,7 +1119,7 @@
     </w:p>
     <w:sdt>
       <w:sdtPr>
-        <w:id w:val="733733601"/>
+        <w:id w:val="-808307364"/>
         <w:docPartObj>
           <w:docPartGallery w:val="Table of Contents"/>
           <w:docPartUnique w:val="1"/>
@@ -6663,12 +6663,12 @@
           <wp:extent cx="669290" cy="669290"/>
           <wp:effectExtent b="0" l="0" r="0" t="0"/>
           <wp:wrapSquare wrapText="bothSides" distB="0" distT="0" distL="114300" distR="114300"/>
-          <wp:docPr descr="psi-negro.png" id="14" name="image1.png"/>
+          <wp:docPr descr="psi-negro.png" id="14" name="image2.png"/>
           <a:graphic>
             <a:graphicData uri="http://schemas.openxmlformats.org/drawingml/2006/picture">
               <pic:pic>
                 <pic:nvPicPr>
-                  <pic:cNvPr descr="psi-negro.png" id="0" name="image1.png"/>
+                  <pic:cNvPr descr="psi-negro.png" id="0" name="image2.png"/>
                   <pic:cNvPicPr preferRelativeResize="0"/>
                 </pic:nvPicPr>
                 <pic:blipFill>
@@ -6718,12 +6718,12 @@
           <wp:extent cx="425450" cy="666750"/>
           <wp:effectExtent b="0" l="0" r="0" t="0"/>
           <wp:wrapSquare wrapText="bothSides" distB="0" distT="0" distL="114300" distR="114300"/>
-          <wp:docPr descr="UNPA.JPG" id="13" name="image3.jpg"/>
+          <wp:docPr descr="UNPA.JPG" id="13" name="image1.jpg"/>
           <a:graphic>
             <a:graphicData uri="http://schemas.openxmlformats.org/drawingml/2006/picture">
               <pic:pic>
                 <pic:nvPicPr>
-                  <pic:cNvPr descr="UNPA.JPG" id="0" name="image3.jpg"/>
+                  <pic:cNvPr descr="UNPA.JPG" id="0" name="image1.jpg"/>
                   <pic:cNvPicPr preferRelativeResize="0"/>
                 </pic:nvPicPr>
                 <pic:blipFill>

--- a/Etapa Construcción - Iteración 1/Priorización e Inicio Diseño 1º Tanda Casos de Uso - Kairos - NexTech.docx
+++ b/Etapa Construcción - Iteración 1/Priorización e Inicio Diseño 1º Tanda Casos de Uso - Kairos - NexTech.docx
@@ -22,7 +22,9 @@
         <w:rPr>
           <w:rFonts w:ascii="Cambria" w:cs="Cambria" w:eastAsia="Cambria" w:hAnsi="Cambria"/>
           <w:b w:val="0"/>
+          <w:bCs w:val="0"/>
           <w:i w:val="0"/>
+          <w:iCs w:val="0"/>
           <w:smallCaps w:val="0"/>
           <w:strike w:val="0"/>
           <w:color w:val="000000"/>
@@ -59,7 +61,9 @@
         <w:rPr>
           <w:rFonts w:ascii="Cambria" w:cs="Cambria" w:eastAsia="Cambria" w:hAnsi="Cambria"/>
           <w:b w:val="0"/>
+          <w:bCs w:val="0"/>
           <w:i w:val="0"/>
+          <w:iCs w:val="0"/>
           <w:smallCaps w:val="0"/>
           <w:strike w:val="0"/>
           <w:color w:val="000000"/>
@@ -96,7 +100,9 @@
         <w:rPr>
           <w:rFonts w:ascii="Cambria" w:cs="Cambria" w:eastAsia="Cambria" w:hAnsi="Cambria"/>
           <w:b w:val="0"/>
+          <w:bCs w:val="0"/>
           <w:i w:val="0"/>
+          <w:iCs w:val="0"/>
           <w:smallCaps w:val="0"/>
           <w:strike w:val="0"/>
           <w:color w:val="000000"/>
@@ -111,7 +117,9 @@
         <w:rPr>
           <w:rFonts w:ascii="Calibri" w:cs="Calibri" w:eastAsia="Calibri" w:hAnsi="Calibri"/>
           <w:b w:val="0"/>
+          <w:bCs w:val="0"/>
           <w:i w:val="0"/>
+          <w:iCs w:val="0"/>
           <w:smallCaps w:val="0"/>
           <w:strike w:val="0"/>
           <w:color w:val="000000"/>
@@ -231,7 +239,9 @@
         <w:rPr>
           <w:rFonts w:ascii="Calibri" w:cs="Calibri" w:eastAsia="Calibri" w:hAnsi="Calibri"/>
           <w:b w:val="0"/>
+          <w:bCs w:val="0"/>
           <w:i w:val="0"/>
+          <w:iCs w:val="0"/>
           <w:smallCaps w:val="0"/>
           <w:strike w:val="0"/>
           <w:color w:val="000000"/>
@@ -351,7 +361,9 @@
         <w:rPr>
           <w:rFonts w:ascii="Calibri" w:cs="Calibri" w:eastAsia="Calibri" w:hAnsi="Calibri"/>
           <w:b w:val="0"/>
+          <w:bCs w:val="0"/>
           <w:i w:val="0"/>
+          <w:iCs w:val="0"/>
           <w:smallCaps w:val="0"/>
           <w:strike w:val="0"/>
           <w:color w:val="000000"/>
@@ -471,7 +483,9 @@
         <w:rPr>
           <w:rFonts w:ascii="Calibri" w:cs="Calibri" w:eastAsia="Calibri" w:hAnsi="Calibri"/>
           <w:b w:val="0"/>
+          <w:bCs w:val="0"/>
           <w:i w:val="0"/>
+          <w:iCs w:val="0"/>
           <w:smallCaps w:val="0"/>
           <w:strike w:val="0"/>
           <w:color w:val="000000"/>
@@ -613,7 +627,9 @@
         <w:rPr>
           <w:rFonts w:ascii="Cambria" w:cs="Cambria" w:eastAsia="Cambria" w:hAnsi="Cambria"/>
           <w:b w:val="0"/>
+          <w:bCs w:val="0"/>
           <w:i w:val="0"/>
+          <w:iCs w:val="0"/>
           <w:smallCaps w:val="0"/>
           <w:strike w:val="0"/>
           <w:color w:val="000000"/>
@@ -659,7 +675,9 @@
         <w:rPr>
           <w:rFonts w:ascii="Cambria" w:cs="Cambria" w:eastAsia="Cambria" w:hAnsi="Cambria"/>
           <w:b w:val="0"/>
+          <w:bCs w:val="0"/>
           <w:i w:val="0"/>
+          <w:iCs w:val="0"/>
           <w:smallCaps w:val="0"/>
           <w:strike w:val="0"/>
           <w:color w:val="000000"/>
@@ -705,7 +723,9 @@
         <w:rPr>
           <w:rFonts w:ascii="Calibri" w:cs="Calibri" w:eastAsia="Calibri" w:hAnsi="Calibri"/>
           <w:b w:val="0"/>
+          <w:bCs w:val="0"/>
           <w:i w:val="0"/>
+          <w:iCs w:val="0"/>
           <w:smallCaps w:val="0"/>
           <w:strike w:val="0"/>
           <w:color w:val="000000"/>
@@ -742,7 +762,9 @@
         <w:rPr>
           <w:rFonts w:ascii="Calibri" w:cs="Calibri" w:eastAsia="Calibri" w:hAnsi="Calibri"/>
           <w:b w:val="0"/>
+          <w:bCs w:val="0"/>
           <w:i w:val="0"/>
+          <w:iCs w:val="0"/>
           <w:smallCaps w:val="0"/>
           <w:strike w:val="0"/>
           <w:color w:val="000000"/>
@@ -779,7 +801,9 @@
         <w:rPr>
           <w:rFonts w:ascii="Calibri" w:cs="Calibri" w:eastAsia="Calibri" w:hAnsi="Calibri"/>
           <w:b w:val="0"/>
+          <w:bCs w:val="0"/>
           <w:i w:val="0"/>
+          <w:iCs w:val="0"/>
           <w:smallCaps w:val="0"/>
           <w:strike w:val="0"/>
           <w:color w:val="000000"/>
@@ -816,7 +840,9 @@
         <w:rPr>
           <w:rFonts w:ascii="Calibri" w:cs="Calibri" w:eastAsia="Calibri" w:hAnsi="Calibri"/>
           <w:b w:val="0"/>
+          <w:bCs w:val="0"/>
           <w:i w:val="0"/>
+          <w:iCs w:val="0"/>
           <w:smallCaps w:val="0"/>
           <w:strike w:val="0"/>
           <w:color w:val="000000"/>
@@ -853,7 +879,9 @@
         <w:rPr>
           <w:rFonts w:ascii="Calibri" w:cs="Calibri" w:eastAsia="Calibri" w:hAnsi="Calibri"/>
           <w:b w:val="0"/>
+          <w:bCs w:val="0"/>
           <w:i w:val="0"/>
+          <w:iCs w:val="0"/>
           <w:smallCaps w:val="0"/>
           <w:strike w:val="0"/>
           <w:color w:val="000000"/>
@@ -896,7 +924,9 @@
         <w:rPr>
           <w:rFonts w:ascii="Calibri" w:cs="Calibri" w:eastAsia="Calibri" w:hAnsi="Calibri"/>
           <w:b w:val="0"/>
+          <w:bCs w:val="0"/>
           <w:i w:val="0"/>
+          <w:iCs w:val="0"/>
           <w:smallCaps w:val="0"/>
           <w:strike w:val="0"/>
           <w:color w:val="000000"/>
@@ -952,7 +982,9 @@
         <w:rPr>
           <w:rFonts w:ascii="Calibri" w:cs="Calibri" w:eastAsia="Calibri" w:hAnsi="Calibri"/>
           <w:b w:val="0"/>
+          <w:bCs w:val="0"/>
           <w:i w:val="1"/>
+          <w:iCs w:val="1"/>
           <w:smallCaps w:val="0"/>
           <w:strike w:val="0"/>
           <w:color w:val="548dd4"/>
@@ -967,7 +999,9 @@
         <w:rPr>
           <w:rFonts w:ascii="Calibri" w:cs="Calibri" w:eastAsia="Calibri" w:hAnsi="Calibri"/>
           <w:b w:val="0"/>
+          <w:bCs w:val="0"/>
           <w:i w:val="1"/>
+          <w:iCs w:val="1"/>
           <w:smallCaps w:val="0"/>
           <w:strike w:val="0"/>
           <w:color w:val="548dd4"/>
@@ -1022,7 +1056,9 @@
         <w:rPr>
           <w:rFonts w:ascii="Calibri" w:cs="Calibri" w:eastAsia="Calibri" w:hAnsi="Calibri"/>
           <w:b w:val="0"/>
+          <w:bCs w:val="0"/>
           <w:i w:val="1"/>
+          <w:iCs w:val="1"/>
           <w:smallCaps w:val="0"/>
           <w:strike w:val="0"/>
           <w:color w:val="548dd4"/>
@@ -1044,12 +1080,12 @@
             <wp:extent cx="1304925" cy="2019300"/>
             <wp:effectExtent b="0" l="0" r="0" t="0"/>
             <wp:wrapSquare wrapText="bothSides" distB="0" distT="0" distL="114300" distR="114300"/>
-            <wp:docPr descr="UNPA.JPG" id="15" name="image1.jpg"/>
+            <wp:docPr descr="UNPA.JPG" id="15" name="image2.jpg"/>
             <a:graphic>
               <a:graphicData uri="http://schemas.openxmlformats.org/drawingml/2006/picture">
                 <pic:pic>
                   <pic:nvPicPr>
-                    <pic:cNvPr descr="UNPA.JPG" id="0" name="image1.jpg"/>
+                    <pic:cNvPr descr="UNPA.JPG" id="0" name="image2.jpg"/>
                     <pic:cNvPicPr preferRelativeResize="0"/>
                   </pic:nvPicPr>
                   <pic:blipFill>
@@ -1088,7 +1124,9 @@
         <w:rPr>
           <w:rFonts w:ascii="Cambria" w:cs="Cambria" w:eastAsia="Cambria" w:hAnsi="Cambria"/>
           <w:b w:val="1"/>
+          <w:bCs w:val="1"/>
           <w:i w:val="0"/>
+          <w:iCs w:val="0"/>
           <w:smallCaps w:val="0"/>
           <w:strike w:val="0"/>
           <w:color w:val="366091"/>
@@ -1103,7 +1141,9 @@
         <w:rPr>
           <w:rFonts w:ascii="Cambria" w:cs="Cambria" w:eastAsia="Cambria" w:hAnsi="Cambria"/>
           <w:b w:val="1"/>
+          <w:bCs w:val="1"/>
           <w:i w:val="0"/>
+          <w:iCs w:val="0"/>
           <w:smallCaps w:val="0"/>
           <w:strike w:val="0"/>
           <w:color w:val="366091"/>
@@ -1119,7 +1159,7 @@
     </w:p>
     <w:sdt>
       <w:sdtPr>
-        <w:id w:val="-808307364"/>
+        <w:id w:val="1603935456"/>
         <w:docPartObj>
           <w:docPartGallery w:val="Table of Contents"/>
           <w:docPartUnique w:val="1"/>
@@ -1136,6 +1176,7 @@
             <w:ind w:left="0"/>
             <w:rPr>
               <w:b w:val="1"/>
+              <w:bCs w:val="1"/>
               <w:color w:val="000000"/>
               <w:u w:val="none"/>
             </w:rPr>
@@ -1150,7 +1191,9 @@
               <w:rPr>
                 <w:rFonts w:ascii="Calibri" w:cs="Calibri" w:eastAsia="Calibri" w:hAnsi="Calibri"/>
                 <w:b w:val="1"/>
+                <w:bCs w:val="1"/>
                 <w:i w:val="0"/>
+                <w:iCs w:val="0"/>
                 <w:smallCaps w:val="0"/>
                 <w:strike w:val="0"/>
                 <w:color w:val="366091"/>
@@ -1190,7 +1233,9 @@
               <w:rPr>
                 <w:rFonts w:ascii="Calibri" w:cs="Calibri" w:eastAsia="Calibri" w:hAnsi="Calibri"/>
                 <w:b w:val="0"/>
+                <w:bCs w:val="0"/>
                 <w:i w:val="1"/>
+                <w:iCs w:val="1"/>
                 <w:smallCaps w:val="0"/>
                 <w:strike w:val="0"/>
                 <w:color w:val="548dd4"/>
@@ -1230,7 +1275,9 @@
               <w:rPr>
                 <w:rFonts w:ascii="Calibri" w:cs="Calibri" w:eastAsia="Calibri" w:hAnsi="Calibri"/>
                 <w:b w:val="0"/>
+                <w:bCs w:val="0"/>
                 <w:i w:val="1"/>
+                <w:iCs w:val="1"/>
                 <w:smallCaps w:val="0"/>
                 <w:strike w:val="0"/>
                 <w:color w:val="548dd4"/>
@@ -1270,7 +1317,9 @@
               <w:rPr>
                 <w:rFonts w:ascii="Calibri" w:cs="Calibri" w:eastAsia="Calibri" w:hAnsi="Calibri"/>
                 <w:b w:val="0"/>
+                <w:bCs w:val="0"/>
                 <w:i w:val="1"/>
+                <w:iCs w:val="1"/>
                 <w:smallCaps w:val="0"/>
                 <w:strike w:val="0"/>
                 <w:color w:val="548dd4"/>
@@ -1310,7 +1359,9 @@
               <w:rPr>
                 <w:rFonts w:ascii="Calibri" w:cs="Calibri" w:eastAsia="Calibri" w:hAnsi="Calibri"/>
                 <w:b w:val="0"/>
+                <w:bCs w:val="0"/>
                 <w:i w:val="1"/>
+                <w:iCs w:val="1"/>
                 <w:smallCaps w:val="0"/>
                 <w:strike w:val="0"/>
                 <w:color w:val="548dd4"/>
@@ -1350,7 +1401,9 @@
               <w:rPr>
                 <w:rFonts w:ascii="Calibri" w:cs="Calibri" w:eastAsia="Calibri" w:hAnsi="Calibri"/>
                 <w:b w:val="0"/>
+                <w:bCs w:val="0"/>
                 <w:i w:val="1"/>
+                <w:iCs w:val="1"/>
                 <w:smallCaps w:val="0"/>
                 <w:strike w:val="0"/>
                 <w:color w:val="548dd4"/>
@@ -1390,7 +1443,9 @@
               <w:rPr>
                 <w:rFonts w:ascii="Calibri" w:cs="Calibri" w:eastAsia="Calibri" w:hAnsi="Calibri"/>
                 <w:b w:val="0"/>
+                <w:bCs w:val="0"/>
                 <w:i w:val="1"/>
+                <w:iCs w:val="1"/>
                 <w:smallCaps w:val="0"/>
                 <w:strike w:val="0"/>
                 <w:color w:val="548dd4"/>
@@ -1430,7 +1485,9 @@
               <w:rPr>
                 <w:rFonts w:ascii="Calibri" w:cs="Calibri" w:eastAsia="Calibri" w:hAnsi="Calibri"/>
                 <w:b w:val="0"/>
+                <w:bCs w:val="0"/>
                 <w:i w:val="1"/>
+                <w:iCs w:val="1"/>
                 <w:smallCaps w:val="0"/>
                 <w:strike w:val="0"/>
                 <w:color w:val="548dd4"/>
@@ -1462,6 +1519,7 @@
             <w:ind w:left="0"/>
             <w:rPr>
               <w:b w:val="1"/>
+              <w:bCs w:val="1"/>
               <w:color w:val="000000"/>
               <w:u w:val="none"/>
             </w:rPr>
@@ -1471,7 +1529,9 @@
               <w:rPr>
                 <w:rFonts w:ascii="Calibri" w:cs="Calibri" w:eastAsia="Calibri" w:hAnsi="Calibri"/>
                 <w:b w:val="1"/>
+                <w:bCs w:val="1"/>
                 <w:i w:val="0"/>
+                <w:iCs w:val="0"/>
                 <w:smallCaps w:val="0"/>
                 <w:strike w:val="0"/>
                 <w:color w:val="366091"/>
@@ -1511,7 +1571,9 @@
               <w:rPr>
                 <w:rFonts w:ascii="Calibri" w:cs="Calibri" w:eastAsia="Calibri" w:hAnsi="Calibri"/>
                 <w:b w:val="0"/>
+                <w:bCs w:val="0"/>
                 <w:i w:val="1"/>
+                <w:iCs w:val="1"/>
                 <w:smallCaps w:val="0"/>
                 <w:strike w:val="0"/>
                 <w:color w:val="548dd4"/>
@@ -1551,7 +1613,9 @@
               <w:rPr>
                 <w:rFonts w:ascii="Calibri" w:cs="Calibri" w:eastAsia="Calibri" w:hAnsi="Calibri"/>
                 <w:b w:val="0"/>
+                <w:bCs w:val="0"/>
                 <w:i w:val="1"/>
+                <w:iCs w:val="1"/>
                 <w:smallCaps w:val="0"/>
                 <w:strike w:val="0"/>
                 <w:color w:val="548dd4"/>
@@ -1591,7 +1655,9 @@
               <w:rPr>
                 <w:rFonts w:ascii="Calibri" w:cs="Calibri" w:eastAsia="Calibri" w:hAnsi="Calibri"/>
                 <w:b w:val="0"/>
+                <w:bCs w:val="0"/>
                 <w:i w:val="1"/>
+                <w:iCs w:val="1"/>
                 <w:smallCaps w:val="0"/>
                 <w:strike w:val="0"/>
                 <w:color w:val="548dd4"/>
@@ -2453,6 +2519,7 @@
             <w:r>
               <w:rPr>
                 <w:b w:val="1"/>
+                <w:bCs w:val="1"/>
                 <w:rtl w:val="0"/>
               </w:rPr>
               <w:t xml:space="preserve">ID</w:t>
@@ -2491,6 +2558,7 @@
             <w:r>
               <w:rPr>
                 <w:b w:val="1"/>
+                <w:bCs w:val="1"/>
                 <w:rtl w:val="0"/>
               </w:rPr>
               <w:t xml:space="preserve">Caso de Uso</w:t>
@@ -2529,6 +2597,7 @@
             <w:r>
               <w:rPr>
                 <w:b w:val="1"/>
+                <w:bCs w:val="1"/>
                 <w:rtl w:val="0"/>
               </w:rPr>
               <w:t xml:space="preserve">Justificación Breve</w:t>
@@ -3535,6 +3604,7 @@
             <w:r>
               <w:rPr>
                 <w:b w:val="1"/>
+                <w:bCs w:val="1"/>
                 <w:rtl w:val="0"/>
               </w:rPr>
               <w:t xml:space="preserve">ID</w:t>
@@ -3573,6 +3643,7 @@
             <w:r>
               <w:rPr>
                 <w:b w:val="1"/>
+                <w:bCs w:val="1"/>
                 <w:rtl w:val="0"/>
               </w:rPr>
               <w:t xml:space="preserve">Caso de Uso</w:t>
@@ -3611,6 +3682,7 @@
             <w:r>
               <w:rPr>
                 <w:b w:val="1"/>
+                <w:bCs w:val="1"/>
                 <w:rtl w:val="0"/>
               </w:rPr>
               <w:t xml:space="preserve">Justificación Breve</w:t>
@@ -4416,6 +4488,7 @@
             <w:r>
               <w:rPr>
                 <w:b w:val="1"/>
+                <w:bCs w:val="1"/>
                 <w:rtl w:val="0"/>
               </w:rPr>
               <w:t xml:space="preserve">ID</w:t>
@@ -4454,6 +4527,7 @@
             <w:r>
               <w:rPr>
                 <w:b w:val="1"/>
+                <w:bCs w:val="1"/>
                 <w:rtl w:val="0"/>
               </w:rPr>
               <w:t xml:space="preserve">Caso de Uso</w:t>
@@ -4492,6 +4566,7 @@
             <w:r>
               <w:rPr>
                 <w:b w:val="1"/>
+                <w:bCs w:val="1"/>
                 <w:rtl w:val="0"/>
               </w:rPr>
               <w:t xml:space="preserve">Justificación Breve</w:t>
@@ -4997,6 +5072,7 @@
             <w:r>
               <w:rPr>
                 <w:b w:val="1"/>
+                <w:bCs w:val="1"/>
                 <w:rtl w:val="0"/>
               </w:rPr>
               <w:t xml:space="preserve">ID</w:t>
@@ -5035,6 +5111,7 @@
             <w:r>
               <w:rPr>
                 <w:b w:val="1"/>
+                <w:bCs w:val="1"/>
                 <w:rtl w:val="0"/>
               </w:rPr>
               <w:t xml:space="preserve">Caso de Uso</w:t>
@@ -5073,6 +5150,7 @@
             <w:r>
               <w:rPr>
                 <w:b w:val="1"/>
+                <w:bCs w:val="1"/>
                 <w:rtl w:val="0"/>
               </w:rPr>
               <w:t xml:space="preserve">Justificación Breve</w:t>
@@ -6383,7 +6461,9 @@
       <w:rPr>
         <w:rFonts w:ascii="Cambria" w:cs="Cambria" w:eastAsia="Cambria" w:hAnsi="Cambria"/>
         <w:b w:val="0"/>
+        <w:bCs w:val="0"/>
         <w:i w:val="0"/>
+        <w:iCs w:val="0"/>
         <w:smallCaps w:val="0"/>
         <w:strike w:val="0"/>
         <w:color w:val="000000"/>
@@ -6432,7 +6512,9 @@
       <w:rPr>
         <w:rFonts w:ascii="Cambria" w:cs="Cambria" w:eastAsia="Cambria" w:hAnsi="Cambria"/>
         <w:b w:val="0"/>
+        <w:bCs w:val="0"/>
         <w:i w:val="0"/>
+        <w:iCs w:val="0"/>
         <w:smallCaps w:val="0"/>
         <w:strike w:val="0"/>
         <w:color w:val="000000"/>
@@ -6641,7 +6723,9 @@
       <w:rPr>
         <w:rFonts w:ascii="Cambria" w:cs="Cambria" w:eastAsia="Cambria" w:hAnsi="Cambria"/>
         <w:b w:val="0"/>
+        <w:bCs w:val="0"/>
         <w:i w:val="0"/>
+        <w:iCs w:val="0"/>
         <w:smallCaps w:val="0"/>
         <w:strike w:val="0"/>
         <w:color w:val="000000"/>
@@ -6663,12 +6747,12 @@
           <wp:extent cx="669290" cy="669290"/>
           <wp:effectExtent b="0" l="0" r="0" t="0"/>
           <wp:wrapSquare wrapText="bothSides" distB="0" distT="0" distL="114300" distR="114300"/>
-          <wp:docPr descr="psi-negro.png" id="14" name="image2.png"/>
+          <wp:docPr descr="psi-negro.png" id="14" name="image1.png"/>
           <a:graphic>
             <a:graphicData uri="http://schemas.openxmlformats.org/drawingml/2006/picture">
               <pic:pic>
                 <pic:nvPicPr>
-                  <pic:cNvPr descr="psi-negro.png" id="0" name="image2.png"/>
+                  <pic:cNvPr descr="psi-negro.png" id="0" name="image1.png"/>
                   <pic:cNvPicPr preferRelativeResize="0"/>
                 </pic:nvPicPr>
                 <pic:blipFill>
@@ -6696,7 +6780,9 @@
       <w:rPr>
         <w:rFonts w:ascii="Cambria" w:cs="Cambria" w:eastAsia="Cambria" w:hAnsi="Cambria"/>
         <w:b w:val="0"/>
+        <w:bCs w:val="0"/>
         <w:i w:val="0"/>
+        <w:iCs w:val="0"/>
         <w:smallCaps w:val="0"/>
         <w:strike w:val="0"/>
         <w:color w:val="000000"/>
@@ -6718,12 +6804,12 @@
           <wp:extent cx="425450" cy="666750"/>
           <wp:effectExtent b="0" l="0" r="0" t="0"/>
           <wp:wrapSquare wrapText="bothSides" distB="0" distT="0" distL="114300" distR="114300"/>
-          <wp:docPr descr="UNPA.JPG" id="13" name="image1.jpg"/>
+          <wp:docPr descr="UNPA.JPG" id="13" name="image2.jpg"/>
           <a:graphic>
             <a:graphicData uri="http://schemas.openxmlformats.org/drawingml/2006/picture">
               <pic:pic>
                 <pic:nvPicPr>
-                  <pic:cNvPr descr="UNPA.JPG" id="0" name="image1.jpg"/>
+                  <pic:cNvPr descr="UNPA.JPG" id="0" name="image2.jpg"/>
                   <pic:cNvPicPr preferRelativeResize="0"/>
                 </pic:nvPicPr>
                 <pic:blipFill>
@@ -6751,7 +6837,9 @@
       <w:rPr>
         <w:rFonts w:ascii="Cambria" w:cs="Cambria" w:eastAsia="Cambria" w:hAnsi="Cambria"/>
         <w:b w:val="0"/>
+        <w:bCs w:val="0"/>
         <w:i w:val="0"/>
+        <w:iCs w:val="0"/>
         <w:smallCaps w:val="0"/>
         <w:strike w:val="0"/>
         <w:color w:val="000000"/>
@@ -6871,7 +6959,9 @@
       <w:rPr>
         <w:rFonts w:ascii="Cambria" w:cs="Cambria" w:eastAsia="Cambria" w:hAnsi="Cambria"/>
         <w:b w:val="0"/>
+        <w:bCs w:val="0"/>
         <w:i w:val="0"/>
+        <w:iCs w:val="0"/>
         <w:smallCaps w:val="0"/>
         <w:strike w:val="0"/>
         <w:color w:val="000000"/>
@@ -6998,7 +7088,9 @@
       <w:rPr>
         <w:rFonts w:ascii="Cambria" w:cs="Cambria" w:eastAsia="Cambria" w:hAnsi="Cambria"/>
         <w:b w:val="0"/>
+        <w:bCs w:val="0"/>
         <w:i w:val="0"/>
+        <w:iCs w:val="0"/>
         <w:smallCaps w:val="0"/>
         <w:strike w:val="0"/>
         <w:color w:val="000000"/>
@@ -7291,6 +7383,7 @@
     <w:rPr>
       <w:rFonts w:ascii="Cambria" w:cs="Cambria" w:eastAsia="Cambria" w:hAnsi="Cambria"/>
       <w:b w:val="1"/>
+      <w:bCs w:val="1"/>
       <w:color w:val="366091"/>
       <w:sz w:val="28"/>
       <w:szCs w:val="28"/>
@@ -7309,6 +7402,7 @@
     <w:rPr>
       <w:rFonts w:ascii="Cambria" w:cs="Cambria" w:eastAsia="Cambria" w:hAnsi="Cambria"/>
       <w:b w:val="1"/>
+      <w:bCs w:val="1"/>
       <w:color w:val="4f81bd"/>
       <w:sz w:val="26"/>
       <w:szCs w:val="26"/>
@@ -7325,6 +7419,7 @@
     <w:rPr>
       <w:rFonts w:ascii="Cambria" w:cs="Cambria" w:eastAsia="Cambria" w:hAnsi="Cambria"/>
       <w:b w:val="1"/>
+      <w:bCs w:val="1"/>
       <w:color w:val="4f81bd"/>
     </w:rPr>
   </w:style>
@@ -7339,7 +7434,9 @@
     <w:rPr>
       <w:rFonts w:ascii="Cambria" w:cs="Cambria" w:eastAsia="Cambria" w:hAnsi="Cambria"/>
       <w:b w:val="1"/>
+      <w:bCs w:val="1"/>
       <w:i w:val="1"/>
+      <w:iCs w:val="1"/>
       <w:color w:val="4f81bd"/>
     </w:rPr>
   </w:style>
@@ -7355,6 +7452,7 @@
     </w:pPr>
     <w:rPr>
       <w:b w:val="1"/>
+      <w:bCs w:val="1"/>
       <w:sz w:val="22"/>
       <w:szCs w:val="22"/>
     </w:rPr>
@@ -7371,6 +7469,7 @@
     </w:pPr>
     <w:rPr>
       <w:b w:val="1"/>
+      <w:bCs w:val="1"/>
       <w:sz w:val="20"/>
       <w:szCs w:val="20"/>
     </w:rPr>
@@ -7405,6 +7504,7 @@
     <w:rPr>
       <w:rFonts w:ascii="Georgia" w:cs="Georgia" w:eastAsia="Georgia" w:hAnsi="Georgia"/>
       <w:i w:val="1"/>
+      <w:iCs w:val="1"/>
       <w:color w:val="666666"/>
       <w:sz w:val="48"/>
       <w:szCs w:val="48"/>

--- a/Etapa Construcción - Iteración 1/Priorización e Inicio Diseño 1º Tanda Casos de Uso - Kairos - NexTech.docx
+++ b/Etapa Construcción - Iteración 1/Priorización e Inicio Diseño 1º Tanda Casos de Uso - Kairos - NexTech.docx
@@ -1080,12 +1080,12 @@
             <wp:extent cx="1304925" cy="2019300"/>
             <wp:effectExtent b="0" l="0" r="0" t="0"/>
             <wp:wrapSquare wrapText="bothSides" distB="0" distT="0" distL="114300" distR="114300"/>
-            <wp:docPr descr="UNPA.JPG" id="15" name="image2.jpg"/>
+            <wp:docPr descr="UNPA.JPG" id="15" name="image1.jpg"/>
             <a:graphic>
               <a:graphicData uri="http://schemas.openxmlformats.org/drawingml/2006/picture">
                 <pic:pic>
                   <pic:nvPicPr>
-                    <pic:cNvPr descr="UNPA.JPG" id="0" name="image2.jpg"/>
+                    <pic:cNvPr descr="UNPA.JPG" id="0" name="image1.jpg"/>
                     <pic:cNvPicPr preferRelativeResize="0"/>
                   </pic:nvPicPr>
                   <pic:blipFill>
@@ -1159,7 +1159,7 @@
     </w:p>
     <w:sdt>
       <w:sdtPr>
-        <w:id w:val="1603935456"/>
+        <w:id w:val="-594952964"/>
         <w:docPartObj>
           <w:docPartGallery w:val="Table of Contents"/>
           <w:docPartUnique w:val="1"/>
@@ -6747,12 +6747,12 @@
           <wp:extent cx="669290" cy="669290"/>
           <wp:effectExtent b="0" l="0" r="0" t="0"/>
           <wp:wrapSquare wrapText="bothSides" distB="0" distT="0" distL="114300" distR="114300"/>
-          <wp:docPr descr="psi-negro.png" id="14" name="image1.png"/>
+          <wp:docPr descr="psi-negro.png" id="14" name="image2.png"/>
           <a:graphic>
             <a:graphicData uri="http://schemas.openxmlformats.org/drawingml/2006/picture">
               <pic:pic>
                 <pic:nvPicPr>
-                  <pic:cNvPr descr="psi-negro.png" id="0" name="image1.png"/>
+                  <pic:cNvPr descr="psi-negro.png" id="0" name="image2.png"/>
                   <pic:cNvPicPr preferRelativeResize="0"/>
                 </pic:nvPicPr>
                 <pic:blipFill>
@@ -6804,12 +6804,12 @@
           <wp:extent cx="425450" cy="666750"/>
           <wp:effectExtent b="0" l="0" r="0" t="0"/>
           <wp:wrapSquare wrapText="bothSides" distB="0" distT="0" distL="114300" distR="114300"/>
-          <wp:docPr descr="UNPA.JPG" id="13" name="image2.jpg"/>
+          <wp:docPr descr="UNPA.JPG" id="13" name="image1.jpg"/>
           <a:graphic>
             <a:graphicData uri="http://schemas.openxmlformats.org/drawingml/2006/picture">
               <pic:pic>
                 <pic:nvPicPr>
-                  <pic:cNvPr descr="UNPA.JPG" id="0" name="image2.jpg"/>
+                  <pic:cNvPr descr="UNPA.JPG" id="0" name="image1.jpg"/>
                   <pic:cNvPicPr preferRelativeResize="0"/>
                 </pic:nvPicPr>
                 <pic:blipFill>

--- a/Etapa Construcción - Iteración 1/Priorización e Inicio Diseño 1º Tanda Casos de Uso - Kairos - NexTech.docx
+++ b/Etapa Construcción - Iteración 1/Priorización e Inicio Diseño 1º Tanda Casos de Uso - Kairos - NexTech.docx
@@ -1080,12 +1080,12 @@
             <wp:extent cx="1304925" cy="2019300"/>
             <wp:effectExtent b="0" l="0" r="0" t="0"/>
             <wp:wrapSquare wrapText="bothSides" distB="0" distT="0" distL="114300" distR="114300"/>
-            <wp:docPr descr="UNPA.JPG" id="15" name="image1.jpg"/>
+            <wp:docPr descr="UNPA.JPG" id="15" name="image2.jpg"/>
             <a:graphic>
               <a:graphicData uri="http://schemas.openxmlformats.org/drawingml/2006/picture">
                 <pic:pic>
                   <pic:nvPicPr>
-                    <pic:cNvPr descr="UNPA.JPG" id="0" name="image1.jpg"/>
+                    <pic:cNvPr descr="UNPA.JPG" id="0" name="image2.jpg"/>
                     <pic:cNvPicPr preferRelativeResize="0"/>
                   </pic:nvPicPr>
                   <pic:blipFill>
@@ -1159,7 +1159,7 @@
     </w:p>
     <w:sdt>
       <w:sdtPr>
-        <w:id w:val="-594952964"/>
+        <w:id w:val="1897426388"/>
         <w:docPartObj>
           <w:docPartGallery w:val="Table of Contents"/>
           <w:docPartUnique w:val="1"/>
@@ -6747,12 +6747,12 @@
           <wp:extent cx="669290" cy="669290"/>
           <wp:effectExtent b="0" l="0" r="0" t="0"/>
           <wp:wrapSquare wrapText="bothSides" distB="0" distT="0" distL="114300" distR="114300"/>
-          <wp:docPr descr="psi-negro.png" id="14" name="image2.png"/>
+          <wp:docPr descr="psi-negro.png" id="14" name="image1.png"/>
           <a:graphic>
             <a:graphicData uri="http://schemas.openxmlformats.org/drawingml/2006/picture">
               <pic:pic>
                 <pic:nvPicPr>
-                  <pic:cNvPr descr="psi-negro.png" id="0" name="image2.png"/>
+                  <pic:cNvPr descr="psi-negro.png" id="0" name="image1.png"/>
                   <pic:cNvPicPr preferRelativeResize="0"/>
                 </pic:nvPicPr>
                 <pic:blipFill>
@@ -6804,12 +6804,12 @@
           <wp:extent cx="425450" cy="666750"/>
           <wp:effectExtent b="0" l="0" r="0" t="0"/>
           <wp:wrapSquare wrapText="bothSides" distB="0" distT="0" distL="114300" distR="114300"/>
-          <wp:docPr descr="UNPA.JPG" id="13" name="image1.jpg"/>
+          <wp:docPr descr="UNPA.JPG" id="13" name="image2.jpg"/>
           <a:graphic>
             <a:graphicData uri="http://schemas.openxmlformats.org/drawingml/2006/picture">
               <pic:pic>
                 <pic:nvPicPr>
-                  <pic:cNvPr descr="UNPA.JPG" id="0" name="image1.jpg"/>
+                  <pic:cNvPr descr="UNPA.JPG" id="0" name="image2.jpg"/>
                   <pic:cNvPicPr preferRelativeResize="0"/>
                 </pic:nvPicPr>
                 <pic:blipFill>

--- a/Etapa Construcción - Iteración 1/Priorización e Inicio Diseño 1º Tanda Casos de Uso - Kairos - NexTech.docx
+++ b/Etapa Construcción - Iteración 1/Priorización e Inicio Diseño 1º Tanda Casos de Uso - Kairos - NexTech.docx
@@ -1023,12 +1023,12 @@
             <wp:extent cx="1200150" cy="1200150"/>
             <wp:effectExtent b="0" l="0" r="0" t="0"/>
             <wp:wrapSquare wrapText="bothSides" distB="0" distT="0" distL="114300" distR="114300"/>
-            <wp:docPr descr="psi-negro.png" id="16" name="image3.png"/>
+            <wp:docPr descr="psi-negro.png" id="16" name="image2.png"/>
             <a:graphic>
               <a:graphicData uri="http://schemas.openxmlformats.org/drawingml/2006/picture">
                 <pic:pic>
                   <pic:nvPicPr>
-                    <pic:cNvPr descr="psi-negro.png" id="0" name="image3.png"/>
+                    <pic:cNvPr descr="psi-negro.png" id="0" name="image2.png"/>
                     <pic:cNvPicPr preferRelativeResize="0"/>
                   </pic:nvPicPr>
                   <pic:blipFill>
@@ -1080,12 +1080,12 @@
             <wp:extent cx="1304925" cy="2019300"/>
             <wp:effectExtent b="0" l="0" r="0" t="0"/>
             <wp:wrapSquare wrapText="bothSides" distB="0" distT="0" distL="114300" distR="114300"/>
-            <wp:docPr descr="UNPA.JPG" id="15" name="image2.jpg"/>
+            <wp:docPr descr="UNPA.JPG" id="15" name="image3.jpg"/>
             <a:graphic>
               <a:graphicData uri="http://schemas.openxmlformats.org/drawingml/2006/picture">
                 <pic:pic>
                   <pic:nvPicPr>
-                    <pic:cNvPr descr="UNPA.JPG" id="0" name="image2.jpg"/>
+                    <pic:cNvPr descr="UNPA.JPG" id="0" name="image3.jpg"/>
                     <pic:cNvPicPr preferRelativeResize="0"/>
                   </pic:nvPicPr>
                   <pic:blipFill>
@@ -1159,7 +1159,7 @@
     </w:p>
     <w:sdt>
       <w:sdtPr>
-        <w:id w:val="1897426388"/>
+        <w:id w:val="176202512"/>
         <w:docPartObj>
           <w:docPartGallery w:val="Table of Contents"/>
           <w:docPartUnique w:val="1"/>
@@ -6804,12 +6804,12 @@
           <wp:extent cx="425450" cy="666750"/>
           <wp:effectExtent b="0" l="0" r="0" t="0"/>
           <wp:wrapSquare wrapText="bothSides" distB="0" distT="0" distL="114300" distR="114300"/>
-          <wp:docPr descr="UNPA.JPG" id="13" name="image2.jpg"/>
+          <wp:docPr descr="UNPA.JPG" id="13" name="image3.jpg"/>
           <a:graphic>
             <a:graphicData uri="http://schemas.openxmlformats.org/drawingml/2006/picture">
               <pic:pic>
                 <pic:nvPicPr>
-                  <pic:cNvPr descr="UNPA.JPG" id="0" name="image2.jpg"/>
+                  <pic:cNvPr descr="UNPA.JPG" id="0" name="image3.jpg"/>
                   <pic:cNvPicPr preferRelativeResize="0"/>
                 </pic:nvPicPr>
                 <pic:blipFill>

--- a/Etapa Construcción - Iteración 1/Priorización e Inicio Diseño 1º Tanda Casos de Uso - Kairos - NexTech.docx
+++ b/Etapa Construcción - Iteración 1/Priorización e Inicio Diseño 1º Tanda Casos de Uso - Kairos - NexTech.docx
@@ -1023,12 +1023,12 @@
             <wp:extent cx="1200150" cy="1200150"/>
             <wp:effectExtent b="0" l="0" r="0" t="0"/>
             <wp:wrapSquare wrapText="bothSides" distB="0" distT="0" distL="114300" distR="114300"/>
-            <wp:docPr descr="psi-negro.png" id="16" name="image2.png"/>
+            <wp:docPr descr="psi-negro.png" id="16" name="image3.png"/>
             <a:graphic>
               <a:graphicData uri="http://schemas.openxmlformats.org/drawingml/2006/picture">
                 <pic:pic>
                   <pic:nvPicPr>
-                    <pic:cNvPr descr="psi-negro.png" id="0" name="image2.png"/>
+                    <pic:cNvPr descr="psi-negro.png" id="0" name="image3.png"/>
                     <pic:cNvPicPr preferRelativeResize="0"/>
                   </pic:nvPicPr>
                   <pic:blipFill>
@@ -1080,12 +1080,12 @@
             <wp:extent cx="1304925" cy="2019300"/>
             <wp:effectExtent b="0" l="0" r="0" t="0"/>
             <wp:wrapSquare wrapText="bothSides" distB="0" distT="0" distL="114300" distR="114300"/>
-            <wp:docPr descr="UNPA.JPG" id="15" name="image3.jpg"/>
+            <wp:docPr descr="UNPA.JPG" id="15" name="image1.jpg"/>
             <a:graphic>
               <a:graphicData uri="http://schemas.openxmlformats.org/drawingml/2006/picture">
                 <pic:pic>
                   <pic:nvPicPr>
-                    <pic:cNvPr descr="UNPA.JPG" id="0" name="image3.jpg"/>
+                    <pic:cNvPr descr="UNPA.JPG" id="0" name="image1.jpg"/>
                     <pic:cNvPicPr preferRelativeResize="0"/>
                   </pic:nvPicPr>
                   <pic:blipFill>
@@ -1159,7 +1159,7 @@
     </w:p>
     <w:sdt>
       <w:sdtPr>
-        <w:id w:val="176202512"/>
+        <w:id w:val="1609138427"/>
         <w:docPartObj>
           <w:docPartGallery w:val="Table of Contents"/>
           <w:docPartUnique w:val="1"/>
@@ -6747,12 +6747,12 @@
           <wp:extent cx="669290" cy="669290"/>
           <wp:effectExtent b="0" l="0" r="0" t="0"/>
           <wp:wrapSquare wrapText="bothSides" distB="0" distT="0" distL="114300" distR="114300"/>
-          <wp:docPr descr="psi-negro.png" id="14" name="image1.png"/>
+          <wp:docPr descr="psi-negro.png" id="14" name="image2.png"/>
           <a:graphic>
             <a:graphicData uri="http://schemas.openxmlformats.org/drawingml/2006/picture">
               <pic:pic>
                 <pic:nvPicPr>
-                  <pic:cNvPr descr="psi-negro.png" id="0" name="image1.png"/>
+                  <pic:cNvPr descr="psi-negro.png" id="0" name="image2.png"/>
                   <pic:cNvPicPr preferRelativeResize="0"/>
                 </pic:nvPicPr>
                 <pic:blipFill>
@@ -6804,12 +6804,12 @@
           <wp:extent cx="425450" cy="666750"/>
           <wp:effectExtent b="0" l="0" r="0" t="0"/>
           <wp:wrapSquare wrapText="bothSides" distB="0" distT="0" distL="114300" distR="114300"/>
-          <wp:docPr descr="UNPA.JPG" id="13" name="image3.jpg"/>
+          <wp:docPr descr="UNPA.JPG" id="13" name="image1.jpg"/>
           <a:graphic>
             <a:graphicData uri="http://schemas.openxmlformats.org/drawingml/2006/picture">
               <pic:pic>
                 <pic:nvPicPr>
-                  <pic:cNvPr descr="UNPA.JPG" id="0" name="image3.jpg"/>
+                  <pic:cNvPr descr="UNPA.JPG" id="0" name="image1.jpg"/>
                   <pic:cNvPicPr preferRelativeResize="0"/>
                 </pic:nvPicPr>
                 <pic:blipFill>
